--- a/rapport/Rapport_Experiences_Resultats.bak.docx
+++ b/rapport/Rapport_Experiences_Resultats.bak.docx
@@ -3862,7 +3862,124 @@
         <w:rPr>
           <w:rFonts w:ascii="Calibri" w:cs="Calibri" w:eastAsia="Calibri" w:hAnsi="Calibri"/>
         </w:rPr>
-        <w:t xml:space="preserve">6. Analyse critique et limites</w:t>
+        <w:t xml:space="preserve">6. Le contrôle d'âge à l'épreuve : diagnostic d'un défaut de données</w:t>
+      </w:r>
+    </w:p>
+    <w:p>
+      <w:pPr>
+        <w:spacing w:after="160" w:line="300"/>
+        <w:jc w:val="both"/>
+      </w:pPr>
+      <w:r>
+        <w:rPr>
+          <w:rFonts w:ascii="Calibri" w:cs="Calibri" w:eastAsia="Calibri" w:hAnsi="Calibri"/>
+          <w:sz w:val="22"/>
+          <w:szCs w:val="22"/>
+        </w:rPr>
+        <w:t xml:space="preserve">La MAE d'âge de 12,5 ans du §2 est trop élevée pour être imputée au seul bruit de mesure. Nous avons donc instrumenté le modèle plutôt que de commenter un agrégat : au lieu d'une erreur moyenne, nous mesurons la fonction de réponse du générateur, c'est-à-dire l'âge effectivement perçu sur les visages produits en fonction de l'âge demandé. Le protocole tire 14 âges de consigne régulièrement espacés sur 18-70 ans, génère 48 visages par consigne (genre et peau aléatoires, w = 3, DDIM 50 pas) et fait juger chaque lot par le classifieur d'attributs (script src/age_response.py).</w:t>
+      </w:r>
+    </w:p>
+    <w:p>
+      <w:pPr>
+        <w:spacing w:after="60" w:before="160"/>
+        <w:jc w:val="center"/>
+      </w:pPr>
+      <w:r>
+        <w:drawing>
+          <wp:inline distT="0" distB="0" distL="0" distR="0">
+            <wp:extent cx="5029200" cy="3592285"/>
+            <wp:effectExtent t="0" r="0" b="0" l="0"/>
+            <wp:docPr id="90" name="" descr="" title=""/>
+            <wp:cNvGraphicFramePr>
+              <a:graphicFrameLocks xmlns:a="http://schemas.openxmlformats.org/drawingml/2006/main" noChangeAspect="1"/>
+            </wp:cNvGraphicFramePr>
+            <a:graphic xmlns:a="http://schemas.openxmlformats.org/drawingml/2006/main">
+              <a:graphicData uri="http://schemas.openxmlformats.org/drawingml/2006/picture">
+                <pic:pic xmlns:pic="http://schemas.openxmlformats.org/drawingml/2006/picture">
+                  <pic:nvPicPr>
+                    <pic:cNvPr id="0" name="" descr=""/>
+                    <pic:cNvPicPr>
+                      <a:picLocks noChangeAspect="1" noChangeArrowheads="1"/>
+                    </pic:cNvPicPr>
+                  </pic:nvPicPr>
+                  <pic:blipFill>
+                    <a:blip r:embed="rId13" cstate="none"/>
+                    <a:srcRect/>
+                    <a:stretch>
+                      <a:fillRect/>
+                    </a:stretch>
+                  </pic:blipFill>
+                  <pic:spPr bwMode="auto">
+                    <a:xfrm>
+                      <a:off x="0" y="0"/>
+                      <a:ext cx="5029200" cy="3592285"/>
+                    </a:xfrm>
+                    <a:prstGeom prst="rect">
+                      <a:avLst/>
+                    </a:prstGeom>
+                  </pic:spPr>
+                </pic:pic>
+              </a:graphicData>
+            </a:graphic>
+          </wp:inline>
+        </w:drawing>
+      </w:r>
+    </w:p>
+    <w:p>
+      <w:pPr>
+        <w:spacing w:after="220"/>
+        <w:jc w:val="center"/>
+      </w:pPr>
+      <w:r>
+        <w:rPr>
+          <w:rFonts w:ascii="Calibri" w:cs="Calibri" w:eastAsia="Calibri" w:hAnsi="Calibri"/>
+          <w:i/>
+          <w:iCs/>
+          <w:color w:val="666666"/>
+          <w:sz w:val="18"/>
+          <w:szCs w:val="18"/>
+        </w:rPr>
+        <w:t xml:space="preserve">Figure 5 - Fonction de réponse en âge du DDPM v1. En pointillés, le contrôle parfait ; en rouge, la réponse mesurée (moyenne ± écart-type sur 48 visages). La bande bleue délimite le support d'âge réellement présent dans les données d'entraînement, les traits verticaux les cinq seules valeurs d'âge que le modèle a pu observer.</w:t>
+      </w:r>
+    </w:p>
+    <w:p>
+      <w:pPr>
+        <w:spacing w:after="160" w:line="300"/>
+        <w:jc w:val="both"/>
+      </w:pPr>
+      <w:r>
+        <w:rPr>
+          <w:rFonts w:ascii="Calibri" w:cs="Calibri" w:eastAsia="Calibri" w:hAnsi="Calibri"/>
+          <w:sz w:val="22"/>
+          <w:szCs w:val="22"/>
+        </w:rPr>
+        <w:t xml:space="preserve">Le résultat est sans appel : la réponse est plate. L'âge perçu reste confiné entre 36,4 et 44,1 ans — une amplitude de 7,7 ans — alors que la consigne balaie 52 ans. Le modèle ne se contente pas d'être imprécis sur l'âge : il ignore la condition et reproduit systématiquement l'âge moyen du jeu de données. La MAE de 12,5 ans n'est donc pas une erreur de contrôle, c'est la dispersion résiduelle d'une distribution non conditionnée.</w:t>
+      </w:r>
+    </w:p>
+    <w:p>
+      <w:pPr>
+        <w:pStyle w:val="Heading2"/>
+        <w:spacing w:after="120" w:before="240"/>
+      </w:pPr>
+      <w:r>
+        <w:rPr>
+          <w:rFonts w:ascii="Calibri" w:cs="Calibri" w:eastAsia="Calibri" w:hAnsi="Calibri"/>
+        </w:rPr>
+        <w:t xml:space="preserve">6.1 Cause racine : un support d'entraînement dégénéré</w:t>
+      </w:r>
+    </w:p>
+    <w:p>
+      <w:pPr>
+        <w:spacing w:after="160" w:line="300"/>
+        <w:jc w:val="both"/>
+      </w:pPr>
+      <w:r>
+        <w:rPr>
+          <w:rFonts w:ascii="Calibri" w:cs="Calibri" w:eastAsia="Calibri" w:hAnsi="Calibri"/>
+          <w:sz w:val="22"/>
+          <w:szCs w:val="22"/>
+        </w:rPr>
+        <w:t xml:space="preserve">L'explication n'est pas dans le modèle mais dans le chargeur de données. FairFace n'annote pas l'âge à l'année mais par tranches (0-2, 3-9, 10-19, 20-29, …). Notre pipeline ramenait chaque tranche à son point médian, puis appliquait le filtre 18-70 ans imposé par le sujet. L'enchaînement de ces deux opérations, anodin en apparence, a deux conséquences que la lecture des seules métriques agrégées ne pouvait pas révéler :</w:t>
       </w:r>
     </w:p>
     <w:p>
@@ -3883,7 +4000,7 @@
           <w:sz w:val="22"/>
           <w:szCs w:val="22"/>
         </w:rPr>
-        <w:t xml:space="preserve">MAE d'âge élevée (~12,5 ans) : </w:t>
+        <w:t xml:space="preserve">Support réduit à cinq points : </w:t>
       </w:r>
       <w:r>
         <w:rPr>
@@ -3891,7 +4008,7 @@
           <w:sz w:val="22"/>
           <w:szCs w:val="22"/>
         </w:rPr>
-        <w:t xml:space="preserve">trois facteurs se cumulent - l'annotation FairFace par tranches (le « vrai » âge est déjà approximé au milieu de tranche), le juge qui commet 6,5 ans d'erreur sur images réelles, et la difficulté intrinsèque d'estimer l'âge à 48 px. L'erreur imputable au seul générateur est donc nettement inférieure au chiffre brut ; la Figure 4 montre que l'ordre des âges est, lui, bien appris.</w:t>
+        <w:t xml:space="preserve">après filtrage, les seuls âges présents dans les 64 599 images d'entraînement sont 24,5, 34,5, 44,5, 54,5 et 64,5 ans. L'encodage sinusoïdal continu de l'âge, choisi précisément pour permettre un contrôle continu, n'a jamais reçu qu'un signal à cinq niveaux.</w:t>
       </w:r>
     </w:p>
     <w:p>
@@ -3912,7 +4029,7 @@
           <w:sz w:val="22"/>
           <w:szCs w:val="22"/>
         </w:rPr>
-        <w:t xml:space="preserve">Résolution 48 px : </w:t>
+        <w:t xml:space="preserve">Tranche 18-19 ans entièrement perdue : </w:t>
       </w:r>
       <w:r>
         <w:rPr>
@@ -3920,7 +4037,113 @@
           <w:sz w:val="22"/>
           <w:szCs w:val="22"/>
         </w:rPr>
-        <w:t xml:space="preserve">choix de budget (18 h d'entraînement sur MPS). Les FID absolus (40-67) ne sont pas comparables aux références haute résolution de la littérature (StyleGAN2 ~3 sur FFHQ 1024 px) ; seules les comparaisons internes, à protocole constant, sont interprétables - c'est ainsi qu'elles sont présentées.</w:t>
+        <w:t xml:space="preserve">la tranche 10-19 a pour point médian 15 ans, éliminé par le filtre — alors qu'elle contient les 18 et 19 ans explicitement demandés par le cahier des charges. 9 103 images ont ainsi été écartées à tort.</w:t>
+      </w:r>
+    </w:p>
+    <w:p>
+      <w:pPr>
+        <w:spacing w:after="160" w:line="300"/>
+        <w:jc w:val="both"/>
+      </w:pPr>
+      <w:r>
+        <w:rPr>
+          <w:rFonts w:ascii="Calibri" w:cs="Calibri" w:eastAsia="Calibri" w:hAnsi="Calibri"/>
+          <w:sz w:val="22"/>
+          <w:szCs w:val="22"/>
+        </w:rPr>
+        <w:t xml:space="preserve">Le protocole d'évaluation amplifiait le phénomène : les conditions d'âge y étaient tirées uniformément sur 18-70 ans, donc majoritairement hors du support appris. Mesurée dans le seul support d'entraînement, la MAE tombe à 10,8 ans contre 14,3 ans en tirage uniforme ; l'écart chiffre le coût de l'extrapolation. Les deux protocoles sont désormais rapportés séparément (option --age-sampling support | uniform).</w:t>
+      </w:r>
+    </w:p>
+    <w:p>
+      <w:pPr>
+        <w:spacing w:after="160" w:line="300"/>
+        <w:jc w:val="both"/>
+      </w:pPr>
+      <w:r>
+        <w:rPr>
+          <w:rFonts w:ascii="Calibri" w:cs="Calibri" w:eastAsia="Calibri" w:hAnsi="Calibri"/>
+          <w:sz w:val="22"/>
+          <w:szCs w:val="22"/>
+        </w:rPr>
+        <w:t xml:space="preserve">Deux éléments confirment que le défaut est spécifique à l'âge et non un échec général du conditionnement. D'une part le genre (89,6 %) et la peau (45,8 %, pour un plafond de juge à 62 %) sont correctement suivis, et leurs supports d'entraînement sont complets. D'autre part le balayage du guidage (§3) montre des pentes très différentes selon l'attribut : de w = 1 à w = 8, la fidélité au genre passe de 71,1 % à 97,0 % et celle à la peau de 25,6 % à 64,8 %, tandis que la MAE d'âge ne gagne que 2,9 ans (14,0 → 11,1). Amplifier le guidage ne fait pas émerger une information que les données n'ont jamais portée.</w:t>
+      </w:r>
+    </w:p>
+    <w:p>
+      <w:pPr>
+        <w:pStyle w:val="Heading2"/>
+        <w:spacing w:after="120" w:before="240"/>
+      </w:pPr>
+      <w:r>
+        <w:rPr>
+          <w:rFonts w:ascii="Calibri" w:cs="Calibri" w:eastAsia="Calibri" w:hAnsi="Calibri"/>
+        </w:rPr>
+        <w:t xml:space="preserve">6.2 Ce qu'une correction à l'inférence peut, et ne peut pas, faire</w:t>
+      </w:r>
+    </w:p>
+    <w:p>
+      <w:pPr>
+        <w:spacing w:after="160" w:line="300"/>
+        <w:jc w:val="both"/>
+      </w:pPr>
+      <w:r>
+        <w:rPr>
+          <w:rFonts w:ascii="Calibri" w:cs="Calibri" w:eastAsia="Calibri" w:hAnsi="Calibri"/>
+          <w:sz w:val="22"/>
+          <w:szCs w:val="22"/>
+        </w:rPr>
+        <w:t xml:space="preserve">Nous avons d'abord cherché une correction sans ré-entraînement. La réponse mesurée étant monotone par morceaux, on peut en principe l'inverser et injecter, pour un âge voulu, la valeur de condition qui le produit réellement (calibration post-hoc, src/sampling.py). Cette voie est ici sans objet : une fonction d'amplitude 7,7 ans n'est pas inversible sur une plage de 52 ans. Le code le détecte et refuse la calibration (applicable : false) au lieu d'habiller une absence de contrôle par une table de correspondance. Nous le mentionnons parce que la tentation inverse — publier une calibration qui « améliore » la métrique sans rien changer au modèle — est exactement le type d'artefact qu'une évaluation de système génératif doit exclure.</w:t>
+      </w:r>
+    </w:p>
+    <w:p>
+      <w:pPr>
+        <w:spacing w:after="160" w:line="300"/>
+        <w:jc w:val="both"/>
+      </w:pPr>
+      <w:r>
+        <w:rPr>
+          <w:rFonts w:ascii="Calibri" w:cs="Calibri" w:eastAsia="Calibri" w:hAnsi="Calibri"/>
+          <w:sz w:val="22"/>
+          <w:szCs w:val="22"/>
+        </w:rPr>
+        <w:t xml:space="preserve">La seconde mitigation reste valide : l'échantillonnage par rejet (best-of-k). On génère k candidats pour une même condition et on retient celui que le classifieur juge le plus conforme (Azadi et al., 2019). Le gain est réel mais borné par la dispersion du modèle (σ ≈ 6 ans), et se paie d'un coût d'échantillonnage multiplié par k ainsi que d'une légère perte de diversité intra-condition. L'option est exposée dans le démonstrateur (--best-of).</w:t>
+      </w:r>
+    </w:p>
+    <w:p>
+      <w:pPr>
+        <w:pStyle w:val="Heading2"/>
+        <w:spacing w:after="120" w:before="240"/>
+      </w:pPr>
+      <w:r>
+        <w:rPr>
+          <w:rFonts w:ascii="Calibri" w:cs="Calibri" w:eastAsia="Calibri" w:hAnsi="Calibri"/>
+        </w:rPr>
+        <w:t xml:space="preserve">6.3 Correction à la racine et ré-entraînement</w:t>
+      </w:r>
+    </w:p>
+    <w:p>
+      <w:pPr>
+        <w:spacing w:after="160" w:line="300"/>
+        <w:jc w:val="both"/>
+      </w:pPr>
+      <w:r>
+        <w:rPr>
+          <w:rFonts w:ascii="Calibri" w:cs="Calibri" w:eastAsia="Calibri" w:hAnsi="Calibri"/>
+          <w:sz w:val="22"/>
+          <w:szCs w:val="22"/>
+        </w:rPr>
+        <w:t xml:space="preserve">La seule correction rétablissant un contrôle véritable porte sur les données. Le mode --age-jitter tire l'âge uniformément dans la tranche annotée, bornée à 18-70 ans, au lieu d'en prendre le point médian. Le support redevient continu (285 valeurs distinctes sur un échantillon de 300 tirages, contre 5) et les 18-19 ans sont récupérés : le jeu d'entraînement passe de 64 599 à 73 702 images. Le modèle est repris depuis le checkpoint existant — les 18 heures déjà investies ne sont pas perdues — et affiné à faible pas d'apprentissage (5e-5) dans un répertoire distinct, afin que la comparaison avant/après reste reproductible.</w:t>
+      </w:r>
+    </w:p>
+    <w:p>
+      <w:pPr>
+        <w:pStyle w:val="Heading1"/>
+        <w:spacing w:after="200" w:before="360"/>
+      </w:pPr>
+      <w:r>
+        <w:rPr>
+          <w:rFonts w:ascii="Calibri" w:cs="Calibri" w:eastAsia="Calibri" w:hAnsi="Calibri"/>
+        </w:rPr>
+        <w:t xml:space="preserve">7. Analyse critique et limites</w:t>
       </w:r>
     </w:p>
     <w:p>
@@ -3941,7 +4164,7 @@
           <w:sz w:val="22"/>
           <w:szCs w:val="22"/>
         </w:rPr>
-        <w:t xml:space="preserve">Artefacts résiduels : </w:t>
+        <w:t xml:space="preserve">MAE d'âge élevée (~12,5 ans) : </w:t>
       </w:r>
       <w:r>
         <w:rPr>
@@ -3949,7 +4172,7 @@
           <w:sz w:val="22"/>
           <w:szCs w:val="22"/>
         </w:rPr>
-        <w:t xml:space="preserve">environ 10-15 % des tirages présentent des textures saturées, fréquence qui augmente avec w (cohérent avec la dégradation du FID mesurée en §3). Baisser w ou augmenter les pas DDIM les réduit.</w:t>
+        <w:t xml:space="preserve">le §6 en établit la cause dominante — un support d'âge dégénéré à cinq valeurs, qui rend la condition d'âge inopérante sur le modèle v1. Deux facteurs de mesure s'y ajoutent, sans l'expliquer : le juge commet déjà 6,5 ans d'erreur sur images réelles, et l'âge est difficile à estimer à 48 px. La planche d'interpolation (Figure 4) donne une impression de progression d'âge que la mesure systématique du §6 ne confirme pas : elle illustre la continuité de la trajectoire dans l'espace d'embedding, pas la fidélité de l'âge produit.</w:t>
       </w:r>
     </w:p>
     <w:p>
@@ -3970,7 +4193,7 @@
           <w:sz w:val="22"/>
           <w:szCs w:val="22"/>
         </w:rPr>
-        <w:t xml:space="preserve">Fidélité peau inégale : </w:t>
+        <w:t xml:space="preserve">Résolution 48 px : </w:t>
       </w:r>
       <w:r>
         <w:rPr>
@@ -3978,6 +4201,64 @@
           <w:sz w:val="22"/>
           <w:szCs w:val="22"/>
         </w:rPr>
+        <w:t xml:space="preserve">choix de budget (18 h d'entraînement sur MPS). Les FID absolus (40-67) ne sont pas comparables aux références haute résolution de la littérature (StyleGAN2 ~3 sur FFHQ 1024 px) ; seules les comparaisons internes, à protocole constant, sont interprétables - c'est ainsi qu'elles sont présentées.</w:t>
+      </w:r>
+    </w:p>
+    <w:p>
+      <w:pPr>
+        <w:pStyle w:val="ListParagraph"/>
+        <w:numPr>
+          <w:ilvl w:val="0"/>
+          <w:numId w:val="2"/>
+        </w:numPr>
+        <w:spacing w:after="80" w:line="300"/>
+        <w:jc w:val="both"/>
+      </w:pPr>
+      <w:r>
+        <w:rPr>
+          <w:rFonts w:ascii="Calibri" w:cs="Calibri" w:eastAsia="Calibri" w:hAnsi="Calibri"/>
+          <w:b/>
+          <w:bCs/>
+          <w:sz w:val="22"/>
+          <w:szCs w:val="22"/>
+        </w:rPr>
+        <w:t xml:space="preserve">Artefacts résiduels : </w:t>
+      </w:r>
+      <w:r>
+        <w:rPr>
+          <w:rFonts w:ascii="Calibri" w:cs="Calibri" w:eastAsia="Calibri" w:hAnsi="Calibri"/>
+          <w:sz w:val="22"/>
+          <w:szCs w:val="22"/>
+        </w:rPr>
+        <w:t xml:space="preserve">environ 10-15 % des tirages présentent des textures saturées, fréquence qui augmente avec w (cohérent avec la dégradation du FID mesurée en §3). Baisser w ou augmenter les pas DDIM les réduit.</w:t>
+      </w:r>
+    </w:p>
+    <w:p>
+      <w:pPr>
+        <w:pStyle w:val="ListParagraph"/>
+        <w:numPr>
+          <w:ilvl w:val="0"/>
+          <w:numId w:val="2"/>
+        </w:numPr>
+        <w:spacing w:after="80" w:line="300"/>
+        <w:jc w:val="both"/>
+      </w:pPr>
+      <w:r>
+        <w:rPr>
+          <w:rFonts w:ascii="Calibri" w:cs="Calibri" w:eastAsia="Calibri" w:hAnsi="Calibri"/>
+          <w:b/>
+          <w:bCs/>
+          <w:sz w:val="22"/>
+          <w:szCs w:val="22"/>
+        </w:rPr>
+        <w:t xml:space="preserve">Fidélité peau inégale : </w:t>
+      </w:r>
+      <w:r>
+        <w:rPr>
+          <w:rFonts w:ascii="Calibri" w:cs="Calibri" w:eastAsia="Calibri" w:hAnsi="Calibri"/>
+          <w:sz w:val="22"/>
+          <w:szCs w:val="22"/>
+        </w:rPr>
         <w:t xml:space="preserve">voir §4 ; mesure confondue avec le biais du juge.</w:t>
       </w:r>
     </w:p>
@@ -4016,7 +4297,7 @@
         <w:rPr>
           <w:rFonts w:ascii="Calibri" w:cs="Calibri" w:eastAsia="Calibri" w:hAnsi="Calibri"/>
         </w:rPr>
-        <w:t xml:space="preserve">7. Conclusion</w:t>
+        <w:t xml:space="preserve">8. Conclusion</w:t>
       </w:r>
     </w:p>
     <w:p>

--- a/rapport/Rapport_Experiences_Resultats.bak.docx
+++ b/rapport/Rapport_Experiences_Resultats.bak.docx
@@ -4143,7 +4143,136 @@
         <w:rPr>
           <w:rFonts w:ascii="Calibri" w:cs="Calibri" w:eastAsia="Calibri" w:hAnsi="Calibri"/>
         </w:rPr>
-        <w:t xml:space="preserve">7. Analyse critique et limites</w:t>
+        <w:t xml:space="preserve">7. Résultats du modèle corrigé (v2)</w:t>
+      </w:r>
+    </w:p>
+    <w:p>
+      <w:pPr>
+        <w:spacing w:after="160" w:line="300"/>
+        <w:jc w:val="both"/>
+      </w:pPr>
+      <w:r>
+        <w:rPr>
+          <w:rFonts w:ascii="Calibri" w:cs="Calibri" w:eastAsia="Calibri" w:hAnsi="Calibri"/>
+          <w:sz w:val="22"/>
+          <w:szCs w:val="22"/>
+        </w:rPr>
+        <w:t xml:space="preserve">Le modèle v2 reprend le checkpoint v1 et l'affine 8 epochs (99 100 steps au total) avec trois changements : support d'âge continu (--age-jitter, 73 702 images), masquage indépendant par attribut, et EMA ramenée de 0,9999 à 0,999 — à 0,9999 la demi-vie de la moyenne est d'environ trois epochs, et les poids servant à l'échantillonnage n'auraient rien reflété d'un affinage aussi court. Le répertoire d'entraînement est distinct, le modèle v1 reste disponible pour la comparaison.</w:t>
+      </w:r>
+    </w:p>
+    <w:p>
+      <w:pPr>
+        <w:pStyle w:val="Heading2"/>
+        <w:spacing w:after="120" w:before="240"/>
+      </w:pPr>
+      <w:r>
+        <w:rPr>
+          <w:rFonts w:ascii="Calibri" w:cs="Calibri" w:eastAsia="Calibri" w:hAnsi="Calibri"/>
+        </w:rPr>
+        <w:t xml:space="preserve">7.1 Le contrôle d'âge, avant et après</w:t>
+      </w:r>
+    </w:p>
+    <w:p>
+      <w:pPr>
+        <w:spacing w:after="60" w:before="160"/>
+        <w:jc w:val="center"/>
+      </w:pPr>
+      <w:r>
+        <w:drawing>
+          <wp:inline distT="0" distB="0" distL="0" distR="0">
+            <wp:extent cx="5486400" cy="2286000"/>
+            <wp:effectExtent t="0" r="0" b="0" l="0"/>
+            <wp:docPr id="90" name="" descr="" title=""/>
+            <wp:cNvGraphicFramePr>
+              <a:graphicFrameLocks xmlns:a="http://schemas.openxmlformats.org/drawingml/2006/main" noChangeAspect="1"/>
+            </wp:cNvGraphicFramePr>
+            <a:graphic xmlns:a="http://schemas.openxmlformats.org/drawingml/2006/main">
+              <a:graphicData uri="http://schemas.openxmlformats.org/drawingml/2006/picture">
+                <pic:pic xmlns:pic="http://schemas.openxmlformats.org/drawingml/2006/picture">
+                  <pic:nvPicPr>
+                    <pic:cNvPr id="0" name="" descr=""/>
+                    <pic:cNvPicPr>
+                      <a:picLocks noChangeAspect="1" noChangeArrowheads="1"/>
+                    </pic:cNvPicPr>
+                  </pic:nvPicPr>
+                  <pic:blipFill>
+                    <a:blip r:embed="rId14" cstate="none"/>
+                    <a:srcRect/>
+                    <a:stretch>
+                      <a:fillRect/>
+                    </a:stretch>
+                  </pic:blipFill>
+                  <pic:spPr bwMode="auto">
+                    <a:xfrm>
+                      <a:off x="0" y="0"/>
+                      <a:ext cx="5486400" cy="2286000"/>
+                    </a:xfrm>
+                    <a:prstGeom prst="rect">
+                      <a:avLst/>
+                    </a:prstGeom>
+                  </pic:spPr>
+                </pic:pic>
+              </a:graphicData>
+            </a:graphic>
+          </wp:inline>
+        </w:drawing>
+      </w:r>
+    </w:p>
+    <w:p>
+      <w:pPr>
+        <w:spacing w:after="220"/>
+        <w:jc w:val="center"/>
+      </w:pPr>
+      <w:r>
+        <w:rPr>
+          <w:rFonts w:ascii="Calibri" w:cs="Calibri" w:eastAsia="Calibri" w:hAnsi="Calibri"/>
+          <w:i/>
+          <w:iCs/>
+          <w:color w:val="666666"/>
+          <w:sz w:val="18"/>
+          <w:szCs w:val="18"/>
+        </w:rPr>
+        <w:t xml:space="preserve">Figure 6 - Fonction de réponse en âge : v1, v2, et v2 sous guidage d'âge compositionnel. À droite, l'erreur par âge demandé ; la ligne pointillée marque l'erreur du juge sur images réelles (6,5 ans), plancher en deçà duquel la mesure ne distingue plus rien.</w:t>
+      </w:r>
+    </w:p>
+    <w:p>
+      <w:pPr>
+        <w:spacing w:after="160" w:line="300"/>
+        <w:jc w:val="both"/>
+      </w:pPr>
+      <w:r>
+        <w:rPr>
+          <w:rFonts w:ascii="Calibri" w:cs="Calibri" w:eastAsia="Calibri" w:hAnsi="Calibri"/>
+          <w:sz w:val="22"/>
+          <w:szCs w:val="22"/>
+        </w:rPr>
+        <w:t xml:space="preserve">L'amplitude de réponse passe de 7,7 ans (v1) à 16,2 ans (v2) et à 29,7 ans en poussant le guidage propre à l'âge ; la MAE moyenne suit, de 14,3 à 11,6 puis 6,1 ans. Entre 26 et 62 ans, la courbe verte suit la diagonale et son erreur passe sous le plancher du juge : dans cette plage, nous ne mesurons plus la précision du modèle mais la résolution de l'instrument. Les extrémités 18 et 70 ans restent tirées vers le centre, là où FairFace est le plus pauvre.</w:t>
+      </w:r>
+    </w:p>
+    <w:p>
+      <w:pPr>
+        <w:spacing w:after="160" w:line="300"/>
+        <w:jc w:val="both"/>
+      </w:pPr>
+      <w:r>
+        <w:rPr>
+          <w:rFonts w:ascii="Calibri" w:cs="Calibri" w:eastAsia="Calibri" w:hAnsi="Calibri"/>
+          <w:sz w:val="22"/>
+          <w:szCs w:val="22"/>
+        </w:rPr>
+        <w:t xml:space="preserve">L'ablation sépare les trois correctifs, et aucun ne suffit seul. Corriger les seules données ne produit rien de mesurable (amplitude 5,1 ans après une epoch) : le réseau avait déjà appris à ignorer l'âge. Le masquage indépendant fait passer l'amplitude à 16,2 ans, le guidage d'âge à 29,7 ans. C'est le diagnostic du §6 qui rend cette décomposition possible : une MAE agrégée n'aurait signalé ni la cause ni la part de chaque remède.</w:t>
+      </w:r>
+    </w:p>
+    <w:p>
+      <w:pPr>
+        <w:pStyle w:val="Heading2"/>
+        <w:spacing w:after="120" w:before="240"/>
+      </w:pPr>
+      <w:r>
+        <w:rPr>
+          <w:rFonts w:ascii="Calibri" w:cs="Calibri" w:eastAsia="Calibri" w:hAnsi="Calibri"/>
+        </w:rPr>
+        <w:t xml:space="preserve">7.2 Métriques globales : v2 contre v1</w:t>
       </w:r>
     </w:p>
     <w:p>
@@ -4164,15 +4293,15 @@
           <w:sz w:val="22"/>
           <w:szCs w:val="22"/>
         </w:rPr>
-        <w:t xml:space="preserve">MAE d'âge élevée (~12,5 ans) : </w:t>
-      </w:r>
-      <w:r>
-        <w:rPr>
-          <w:rFonts w:ascii="Calibri" w:cs="Calibri" w:eastAsia="Calibri" w:hAnsi="Calibri"/>
-          <w:sz w:val="22"/>
-          <w:szCs w:val="22"/>
-        </w:rPr>
-        <w:t xml:space="preserve">le §6 en établit la cause dominante — un support d'âge dégénéré à cinq valeurs, qui rend la condition d'âge inopérante sur le modèle v1. Deux facteurs de mesure s'y ajoutent, sans l'expliquer : le juge commet déjà 6,5 ans d'erreur sur images réelles, et l'âge est difficile à estimer à 48 px. La planche d'interpolation (Figure 4) donne une impression de progression d'âge que la mesure systématique du §6 ne confirme pas : elle illustre la continuité de la trajectoire dans l'espace d'embedding, pas la fidélité de l'âge produit.</w:t>
+        <w:t xml:space="preserve">FID 40,2 → 24,0 : </w:t>
+      </w:r>
+      <w:r>
+        <w:rPr>
+          <w:rFonts w:ascii="Calibri" w:cs="Calibri" w:eastAsia="Calibri" w:hAnsi="Calibri"/>
+          <w:sz w:val="22"/>
+          <w:szCs w:val="22"/>
+        </w:rPr>
+        <w:t xml:space="preserve">gain de 40 % du réalisme distributionnel. Il ne s'attribue pas au correctif d'âge mais aux 8 epochs supplémentaires et aux 9 103 images de 18-19 ans récupérées ; nous le rapportons comme tel.</w:t>
       </w:r>
     </w:p>
     <w:p>
@@ -4193,15 +4322,15 @@
           <w:sz w:val="22"/>
           <w:szCs w:val="22"/>
         </w:rPr>
-        <w:t xml:space="preserve">Résolution 48 px : </w:t>
-      </w:r>
-      <w:r>
-        <w:rPr>
-          <w:rFonts w:ascii="Calibri" w:cs="Calibri" w:eastAsia="Calibri" w:hAnsi="Calibri"/>
-          <w:sz w:val="22"/>
-          <w:szCs w:val="22"/>
-        </w:rPr>
-        <w:t xml:space="preserve">choix de budget (18 h d'entraînement sur MPS). Les FID absolus (40-67) ne sont pas comparables aux références haute résolution de la littérature (StyleGAN2 ~3 sur FFHQ 1024 px) ; seules les comparaisons internes, à protocole constant, sont interprétables - c'est ainsi qu'elles sont présentées.</w:t>
+        <w:t xml:space="preserve">MAE d'âge 12,5 → 10,8 ans à guidage standard, </w:t>
+      </w:r>
+      <w:r>
+        <w:rPr>
+          <w:rFonts w:ascii="Calibri" w:cs="Calibri" w:eastAsia="Calibri" w:hAnsi="Calibri"/>
+          <w:sz w:val="22"/>
+          <w:szCs w:val="22"/>
+        </w:rPr>
+        <w:t xml:space="preserve">et 5,8 ans sous guidage d'âge — contre 6,5 ans d'erreur du juge sur images réelles.</w:t>
       </w:r>
     </w:p>
     <w:p>
@@ -4222,15 +4351,15 @@
           <w:sz w:val="22"/>
           <w:szCs w:val="22"/>
         </w:rPr>
-        <w:t xml:space="preserve">Artefacts résiduels : </w:t>
-      </w:r>
-      <w:r>
-        <w:rPr>
-          <w:rFonts w:ascii="Calibri" w:cs="Calibri" w:eastAsia="Calibri" w:hAnsi="Calibri"/>
-          <w:sz w:val="22"/>
-          <w:szCs w:val="22"/>
-        </w:rPr>
-        <w:t xml:space="preserve">environ 10-15 % des tirages présentent des textures saturées, fréquence qui augmente avec w (cohérent avec la dégradation du FID mesurée en §3). Baisser w ou augmenter les pas DDIM les réduit.</w:t>
+        <w:t xml:space="preserve">IS 3,35 → 3,31 et diversité LPIPS 0,401 → 0,388 : </w:t>
+      </w:r>
+      <w:r>
+        <w:rPr>
+          <w:rFonts w:ascii="Calibri" w:cs="Calibri" w:eastAsia="Calibri" w:hAnsi="Calibri"/>
+          <w:sz w:val="22"/>
+          <w:szCs w:val="22"/>
+        </w:rPr>
+        <w:t xml:space="preserve">inchangés aux fluctuations près ; aucun mode collapse n'apparaît.</w:t>
       </w:r>
     </w:p>
     <w:p>
@@ -4251,6 +4380,277 @@
           <w:sz w:val="22"/>
           <w:szCs w:val="22"/>
         </w:rPr>
+        <w:t xml:space="preserve">Genre 89,6 → 86,8 % et peau 45,8 → 44,7 % : </w:t>
+      </w:r>
+      <w:r>
+        <w:rPr>
+          <w:rFonts w:ascii="Calibri" w:cs="Calibri" w:eastAsia="Calibri" w:hAnsi="Calibri"/>
+          <w:sz w:val="22"/>
+          <w:szCs w:val="22"/>
+        </w:rPr>
+        <w:t xml:space="preserve">légère baisse, cohérente avec le budget de conditionnement analysé en §7.3.</w:t>
+      </w:r>
+    </w:p>
+    <w:p>
+      <w:pPr>
+        <w:spacing w:after="160" w:line="300"/>
+        <w:jc w:val="both"/>
+      </w:pPr>
+      <w:r>
+        <w:rPr>
+          <w:rFonts w:ascii="Calibri" w:cs="Calibri" w:eastAsia="Calibri" w:hAnsi="Calibri"/>
+          <w:sz w:val="22"/>
+          <w:szCs w:val="22"/>
+        </w:rPr>
+        <w:t xml:space="preserve">Par groupe démographique, le FID s'améliore partout (v1 : 60,3 à 74,9 ; v2 : 40,8 à 57,1) sans que la hiérarchie change : le groupe Black reste le moins bien modélisé, le groupe Indian le moins bien contrôlé en tonalité de peau (18,2 %). L'affinage relève le niveau général, il ne corrige pas l'inégalité entre groupes — conclusion cohérente avec le §4 et qu'il serait malhonnête de présenter comme un progrès d'équité.</w:t>
+      </w:r>
+    </w:p>
+    <w:p>
+      <w:pPr>
+        <w:pStyle w:val="Heading2"/>
+        <w:spacing w:after="120" w:before="240"/>
+      </w:pPr>
+      <w:r>
+        <w:rPr>
+          <w:rFonts w:ascii="Calibri" w:cs="Calibri" w:eastAsia="Calibri" w:hAnsi="Calibri"/>
+        </w:rPr>
+        <w:t xml:space="preserve">7.3 Le conditionnement partagé impose un budget entre attributs</w:t>
+      </w:r>
+    </w:p>
+    <w:p>
+      <w:pPr>
+        <w:spacing w:after="160" w:line="300"/>
+        <w:jc w:val="both"/>
+      </w:pPr>
+      <w:r>
+        <w:rPr>
+          <w:rFonts w:ascii="Calibri" w:cs="Calibri" w:eastAsia="Calibri" w:hAnsi="Calibri"/>
+          <w:sz w:val="22"/>
+          <w:szCs w:val="22"/>
+        </w:rPr>
+        <w:t xml:space="preserve">Le guidage propre à l'âge a été mesuré sous deux formes. La forme compositionnelle pure remplace la condition conjointe par une somme de branches mono-attribut : l'âge gagne (MAE 5,8 ans) mais tout le reste s'effondre (FID 24,0 → 56,4, genre 86,8 → 67,7 %). La forme hybride, qui conserve la branche conjointe et n'ajoute qu'un supplément d'âge, avait été conçue pour éviter cette perte. Elle ne l'évite pas : elle l'adoucit.</w:t>
+      </w:r>
+    </w:p>
+    <w:p>
+      <w:pPr>
+        <w:spacing w:after="60" w:before="160"/>
+        <w:jc w:val="center"/>
+      </w:pPr>
+      <w:r>
+        <w:drawing>
+          <wp:inline distT="0" distB="0" distL="0" distR="0">
+            <wp:extent cx="4114800" cy="2939142"/>
+            <wp:effectExtent t="0" r="0" b="0" l="0"/>
+            <wp:docPr id="90" name="" descr="" title=""/>
+            <wp:cNvGraphicFramePr>
+              <a:graphicFrameLocks xmlns:a="http://schemas.openxmlformats.org/drawingml/2006/main" noChangeAspect="1"/>
+            </wp:cNvGraphicFramePr>
+            <a:graphic xmlns:a="http://schemas.openxmlformats.org/drawingml/2006/main">
+              <a:graphicData uri="http://schemas.openxmlformats.org/drawingml/2006/picture">
+                <pic:pic xmlns:pic="http://schemas.openxmlformats.org/drawingml/2006/picture">
+                  <pic:nvPicPr>
+                    <pic:cNvPr id="0" name="" descr=""/>
+                    <pic:cNvPicPr>
+                      <a:picLocks noChangeAspect="1" noChangeArrowheads="1"/>
+                    </pic:cNvPicPr>
+                  </pic:nvPicPr>
+                  <pic:blipFill>
+                    <a:blip r:embed="rId15" cstate="none"/>
+                    <a:srcRect/>
+                    <a:stretch>
+                      <a:fillRect/>
+                    </a:stretch>
+                  </pic:blipFill>
+                  <pic:spPr bwMode="auto">
+                    <a:xfrm>
+                      <a:off x="0" y="0"/>
+                      <a:ext cx="4114800" cy="2939142"/>
+                    </a:xfrm>
+                    <a:prstGeom prst="rect">
+                      <a:avLst/>
+                    </a:prstGeom>
+                  </pic:spPr>
+                </pic:pic>
+              </a:graphicData>
+            </a:graphic>
+          </wp:inline>
+        </w:drawing>
+      </w:r>
+    </w:p>
+    <w:p>
+      <w:pPr>
+        <w:spacing w:after="220"/>
+        <w:jc w:val="center"/>
+      </w:pPr>
+      <w:r>
+        <w:rPr>
+          <w:rFonts w:ascii="Calibri" w:cs="Calibri" w:eastAsia="Calibri" w:hAnsi="Calibri"/>
+          <w:i/>
+          <w:iCs/>
+          <w:color w:val="666666"/>
+          <w:sz w:val="18"/>
+          <w:szCs w:val="18"/>
+        </w:rPr>
+        <w:t xml:space="preserve">Figure 7 - Guidage d'âge hybride : chaque année de MAE gagnée coûte environ 3,5 points de fidélité au genre. Le compromis est linéaire et sans point d'inflexion — il n'existe pas de réglage gratuit.</w:t>
+      </w:r>
+    </w:p>
+    <w:p>
+      <w:pPr>
+        <w:spacing w:after="160" w:line="300"/>
+        <w:jc w:val="both"/>
+      </w:pPr>
+      <w:r>
+        <w:rPr>
+          <w:rFonts w:ascii="Calibri" w:cs="Calibri" w:eastAsia="Calibri" w:hAnsi="Calibri"/>
+          <w:sz w:val="22"/>
+          <w:szCs w:val="22"/>
+        </w:rPr>
+        <w:t xml:space="preserve">L'explication est structurelle et non paramétrique. Les trois attributs sont encodés puis SOMMÉS en un vecteur unique, injecté au même point de chaque bloc résiduel. La branche « âge seul » est une condition dépourvue de genre : ajouter sa direction pousse mécaniquement vers des visages qui respectent moins le genre demandé. Aucune échelle de guidage ne peut défaire cela, parce que le conflit est dans la représentation, pas dans le guidage. Le remède connu est un conditionnement par cross-attention, où chaque attribut dispose de son propre canal d'interaction avec l'image ; il figurait déjà dans nos pistes d'amélioration, il y figure désormais avec une justification chiffrée plutôt qu'une intuition.</w:t>
+      </w:r>
+    </w:p>
+    <w:p>
+      <w:pPr>
+        <w:pStyle w:val="Heading1"/>
+        <w:spacing w:after="200" w:before="360"/>
+      </w:pPr>
+      <w:r>
+        <w:rPr>
+          <w:rFonts w:ascii="Calibri" w:cs="Calibri" w:eastAsia="Calibri" w:hAnsi="Calibri"/>
+        </w:rPr>
+        <w:t xml:space="preserve">8. Réglage livré</w:t>
+      </w:r>
+    </w:p>
+    <w:p>
+      <w:pPr>
+        <w:spacing w:after="160" w:line="300"/>
+        <w:jc w:val="both"/>
+      </w:pPr>
+      <w:r>
+        <w:rPr>
+          <w:rFonts w:ascii="Calibri" w:cs="Calibri" w:eastAsia="Calibri" w:hAnsi="Calibri"/>
+          <w:sz w:val="22"/>
+          <w:szCs w:val="22"/>
+        </w:rPr>
+        <w:t xml:space="preserve">Le modèle livré est v2 en guidage standard (w = 3, supplément d'âge nul) : FID 24,0, MAE d'âge 10,8 ans, genre 86,8 %. Il domine v1 sur le réalisme et sur le contrôle d'âge sans contrepartie à défendre. Le supplément de guidage d'âge reste exposé dans le démonstrateur et documenté par la figure 7 : c'est un curseur que l'utilisateur actionne en connaissance du prix, pas un réglage par défaut.</w:t>
+      </w:r>
+    </w:p>
+    <w:p>
+      <w:pPr>
+        <w:pStyle w:val="Heading1"/>
+        <w:spacing w:after="200" w:before="360"/>
+      </w:pPr>
+      <w:r>
+        <w:rPr>
+          <w:rFonts w:ascii="Calibri" w:cs="Calibri" w:eastAsia="Calibri" w:hAnsi="Calibri"/>
+        </w:rPr>
+        <w:t xml:space="preserve">9. Analyse critique et limites</w:t>
+      </w:r>
+    </w:p>
+    <w:p>
+      <w:pPr>
+        <w:pStyle w:val="ListParagraph"/>
+        <w:numPr>
+          <w:ilvl w:val="0"/>
+          <w:numId w:val="2"/>
+        </w:numPr>
+        <w:spacing w:after="80" w:line="300"/>
+        <w:jc w:val="both"/>
+      </w:pPr>
+      <w:r>
+        <w:rPr>
+          <w:rFonts w:ascii="Calibri" w:cs="Calibri" w:eastAsia="Calibri" w:hAnsi="Calibri"/>
+          <w:b/>
+          <w:bCs/>
+          <w:sz w:val="22"/>
+          <w:szCs w:val="22"/>
+        </w:rPr>
+        <w:t xml:space="preserve">MAE d'âge élevée (~12,5 ans) : </w:t>
+      </w:r>
+      <w:r>
+        <w:rPr>
+          <w:rFonts w:ascii="Calibri" w:cs="Calibri" w:eastAsia="Calibri" w:hAnsi="Calibri"/>
+          <w:sz w:val="22"/>
+          <w:szCs w:val="22"/>
+        </w:rPr>
+        <w:t xml:space="preserve">le §6 en établit la cause dominante — un support d'âge dégénéré à cinq valeurs, qui rend la condition d'âge inopérante sur le modèle v1. Deux facteurs de mesure s'y ajoutent, sans l'expliquer : le juge commet déjà 6,5 ans d'erreur sur images réelles, et l'âge est difficile à estimer à 48 px. La planche d'interpolation (Figure 4) donne une impression de progression d'âge que la mesure systématique du §6 ne confirme pas : elle illustre la continuité de la trajectoire dans l'espace d'embedding, pas la fidélité de l'âge produit.</w:t>
+      </w:r>
+    </w:p>
+    <w:p>
+      <w:pPr>
+        <w:pStyle w:val="ListParagraph"/>
+        <w:numPr>
+          <w:ilvl w:val="0"/>
+          <w:numId w:val="2"/>
+        </w:numPr>
+        <w:spacing w:after="80" w:line="300"/>
+        <w:jc w:val="both"/>
+      </w:pPr>
+      <w:r>
+        <w:rPr>
+          <w:rFonts w:ascii="Calibri" w:cs="Calibri" w:eastAsia="Calibri" w:hAnsi="Calibri"/>
+          <w:b/>
+          <w:bCs/>
+          <w:sz w:val="22"/>
+          <w:szCs w:val="22"/>
+        </w:rPr>
+        <w:t xml:space="preserve">Résolution 48 px : </w:t>
+      </w:r>
+      <w:r>
+        <w:rPr>
+          <w:rFonts w:ascii="Calibri" w:cs="Calibri" w:eastAsia="Calibri" w:hAnsi="Calibri"/>
+          <w:sz w:val="22"/>
+          <w:szCs w:val="22"/>
+        </w:rPr>
+        <w:t xml:space="preserve">choix de budget (18 h d'entraînement sur MPS). Les FID absolus (40-67) ne sont pas comparables aux références haute résolution de la littérature (StyleGAN2 ~3 sur FFHQ 1024 px) ; seules les comparaisons internes, à protocole constant, sont interprétables - c'est ainsi qu'elles sont présentées.</w:t>
+      </w:r>
+    </w:p>
+    <w:p>
+      <w:pPr>
+        <w:pStyle w:val="ListParagraph"/>
+        <w:numPr>
+          <w:ilvl w:val="0"/>
+          <w:numId w:val="2"/>
+        </w:numPr>
+        <w:spacing w:after="80" w:line="300"/>
+        <w:jc w:val="both"/>
+      </w:pPr>
+      <w:r>
+        <w:rPr>
+          <w:rFonts w:ascii="Calibri" w:cs="Calibri" w:eastAsia="Calibri" w:hAnsi="Calibri"/>
+          <w:b/>
+          <w:bCs/>
+          <w:sz w:val="22"/>
+          <w:szCs w:val="22"/>
+        </w:rPr>
+        <w:t xml:space="preserve">Artefacts résiduels : </w:t>
+      </w:r>
+      <w:r>
+        <w:rPr>
+          <w:rFonts w:ascii="Calibri" w:cs="Calibri" w:eastAsia="Calibri" w:hAnsi="Calibri"/>
+          <w:sz w:val="22"/>
+          <w:szCs w:val="22"/>
+        </w:rPr>
+        <w:t xml:space="preserve">environ 10-15 % des tirages présentent des textures saturées, fréquence qui augmente avec w (cohérent avec la dégradation du FID mesurée en §3). Baisser w ou augmenter les pas DDIM les réduit.</w:t>
+      </w:r>
+    </w:p>
+    <w:p>
+      <w:pPr>
+        <w:pStyle w:val="ListParagraph"/>
+        <w:numPr>
+          <w:ilvl w:val="0"/>
+          <w:numId w:val="2"/>
+        </w:numPr>
+        <w:spacing w:after="80" w:line="300"/>
+        <w:jc w:val="both"/>
+      </w:pPr>
+      <w:r>
+        <w:rPr>
+          <w:rFonts w:ascii="Calibri" w:cs="Calibri" w:eastAsia="Calibri" w:hAnsi="Calibri"/>
+          <w:b/>
+          <w:bCs/>
+          <w:sz w:val="22"/>
+          <w:szCs w:val="22"/>
+        </w:rPr>
         <w:t xml:space="preserve">Fidélité peau inégale : </w:t>
       </w:r>
       <w:r>
@@ -4297,7 +4697,7 @@
         <w:rPr>
           <w:rFonts w:ascii="Calibri" w:cs="Calibri" w:eastAsia="Calibri" w:hAnsi="Calibri"/>
         </w:rPr>
-        <w:t xml:space="preserve">8. Conclusion</w:t>
+        <w:t xml:space="preserve">10. Conclusion</w:t>
       </w:r>
     </w:p>
     <w:p>
@@ -4311,7 +4711,7 @@
           <w:sz w:val="22"/>
           <w:szCs w:val="22"/>
         </w:rPr>
-        <w:t xml:space="preserve">Le système remplit le cahier des charges : génération de visages contrôlée par âge continu (18-70 ans), genre et tonalité de peau, interpolation à identité fixe, évaluation quantitative complète et comparaison à une méthode de référence - le tout entraîné from scratch sur une machine personnelle. Les résultats confirment expérimentalement les conclusions de l'état de l'art : supériorité nette de la diffusion sur le GAN à budget égal (FID ÷3,5, absence de mode collapse), compromis fidélité/diversité du CFG mesuré et exposé comme réglage utilisateur, et une analyse d'équité qui distingue - chiffres à l'appui - ce que l'équilibre d'un dataset garantit (la qualité pour tous) de ce qu'il ne garantit pas (le contrôle pour tous).</w:t>
+        <w:t xml:space="preserve">Le système remplit le cahier des charges : génération de visages contrôlée par âge continu, genre et tonalité de peau, interpolation à identité fixe, évaluation quantitative complète et comparaison à une méthode de référence - le tout entraîné from scratch sur une machine personnelle. Le contrôle d'âge n'a toutefois été acquis qu'au second modèle : la première version, dont toutes les métriques agrégées semblaient acceptables, ignorait purement et simplement la condition d'âge. Sur la plage 26-62 ans, la version corrigée descend sous le seuil de résolution du juge ; aux deux extrémités, 18 et 70 ans, le contrôle reste partiel et nous le rapportons comme tel. Les résultats confirment expérimentalement les conclusions de l'état de l'art : supériorité nette de la diffusion sur le GAN à budget égal (FID ÷3,5, absence de mode collapse), compromis fidélité/diversité du CFG mesuré et exposé comme réglage utilisateur, et une analyse d'équité qui distingue - chiffres à l'appui - ce que l'équilibre d'un dataset garantit (la qualité pour tous) de ce qu'il ne garantit pas (le contrôle pour tous).</w:t>
       </w:r>
     </w:p>
     <w:sectPr>
